--- a/GameDesign/策划文档/《梦境之旅》战斗文档.docx
+++ b/GameDesign/策划文档/《梦境之旅》战斗文档.docx
@@ -199,9 +199,6 @@
               <w:pStyle w:val="af"/>
               <w:spacing w:before="156" w:after="156"/>
               <w:ind w:firstLineChars="0" w:firstLine="0"/>
-              <w:rPr>
-                <w:rFonts w:hint="eastAsia"/>
-              </w:rPr>
             </w:pPr>
             <w:r>
               <w:rPr>
@@ -220,9 +217,6 @@
               <w:pStyle w:val="af"/>
               <w:spacing w:before="156" w:after="156"/>
               <w:ind w:firstLineChars="0" w:firstLine="0"/>
-              <w:rPr>
-                <w:rFonts w:hint="eastAsia"/>
-              </w:rPr>
             </w:pPr>
             <w:r>
               <w:rPr>
@@ -241,9 +235,6 @@
               <w:pStyle w:val="af"/>
               <w:spacing w:before="156" w:after="156"/>
               <w:ind w:firstLineChars="0" w:firstLine="0"/>
-              <w:rPr>
-                <w:rFonts w:hint="eastAsia"/>
-              </w:rPr>
             </w:pPr>
             <w:r>
               <w:rPr>
@@ -262,9 +253,6 @@
               <w:pStyle w:val="af"/>
               <w:spacing w:before="156" w:after="156"/>
               <w:ind w:firstLineChars="0" w:firstLine="0"/>
-              <w:rPr>
-                <w:rFonts w:hint="eastAsia"/>
-              </w:rPr>
             </w:pPr>
             <w:r>
               <w:rPr>
@@ -425,7 +413,7 @@
                     <pic:cNvPicPr/>
                   </pic:nvPicPr>
                   <pic:blipFill>
-                    <a:blip r:embed="rId5"/>
+                    <a:blip r:embed="rId7"/>
                     <a:stretch>
                       <a:fillRect/>
                     </a:stretch>
@@ -535,9 +523,6 @@
     <w:p>
       <w:pPr>
         <w:spacing w:before="156" w:after="156"/>
-        <w:rPr>
-          <w:rFonts w:hint="eastAsia"/>
-        </w:rPr>
       </w:pPr>
       <w:r>
         <w:rPr>
@@ -559,7 +544,7 @@
                     <pic:cNvPicPr/>
                   </pic:nvPicPr>
                   <pic:blipFill>
-                    <a:blip r:embed="rId6"/>
+                    <a:blip r:embed="rId8"/>
                     <a:stretch>
                       <a:fillRect/>
                     </a:stretch>
@@ -638,9 +623,6 @@
     <w:p>
       <w:pPr>
         <w:spacing w:before="156" w:after="156"/>
-        <w:rPr>
-          <w:rFonts w:hint="eastAsia"/>
-        </w:rPr>
       </w:pPr>
       <w:r>
         <w:rPr>
@@ -662,7 +644,7 @@
                     <pic:cNvPicPr/>
                   </pic:nvPicPr>
                   <pic:blipFill>
-                    <a:blip r:embed="rId7"/>
+                    <a:blip r:embed="rId9"/>
                     <a:stretch>
                       <a:fillRect/>
                     </a:stretch>
@@ -769,7 +751,7 @@
                     <pic:cNvPicPr/>
                   </pic:nvPicPr>
                   <pic:blipFill>
-                    <a:blip r:embed="rId8"/>
+                    <a:blip r:embed="rId10"/>
                     <a:stretch>
                       <a:fillRect/>
                     </a:stretch>
@@ -872,7 +854,6 @@
       <w:pPr>
         <w:spacing w:before="156" w:after="156"/>
         <w:rPr>
-          <w:rFonts w:hint="eastAsia"/>
           <w:b/>
           <w:bCs/>
         </w:rPr>
@@ -900,7 +881,7 @@
                     <pic:cNvPicPr/>
                   </pic:nvPicPr>
                   <pic:blipFill>
-                    <a:blip r:embed="rId9"/>
+                    <a:blip r:embed="rId11"/>
                     <a:stretch>
                       <a:fillRect/>
                     </a:stretch>
@@ -942,9 +923,6 @@
       <w:pPr>
         <w:pStyle w:val="af"/>
         <w:ind w:firstLine="560"/>
-        <w:rPr>
-          <w:rFonts w:hint="eastAsia"/>
-        </w:rPr>
       </w:pPr>
       <w:r>
         <w:rPr>
@@ -1183,9 +1161,6 @@
     <w:p>
       <w:pPr>
         <w:spacing w:before="156" w:after="156"/>
-        <w:rPr>
-          <w:rFonts w:hint="eastAsia"/>
-        </w:rPr>
       </w:pPr>
       <w:r>
         <w:rPr>
@@ -1207,7 +1182,7 @@
                     <pic:cNvPicPr/>
                   </pic:nvPicPr>
                   <pic:blipFill>
-                    <a:blip r:embed="rId10"/>
+                    <a:blip r:embed="rId12"/>
                     <a:stretch>
                       <a:fillRect/>
                     </a:stretch>
@@ -1308,9 +1283,6 @@
     <w:p>
       <w:pPr>
         <w:spacing w:before="156" w:after="156"/>
-        <w:rPr>
-          <w:rFonts w:hint="eastAsia"/>
-        </w:rPr>
       </w:pPr>
       <w:r>
         <w:rPr>
@@ -1333,7 +1305,7 @@
                     <pic:cNvPicPr/>
                   </pic:nvPicPr>
                   <pic:blipFill>
-                    <a:blip r:embed="rId11"/>
+                    <a:blip r:embed="rId13"/>
                     <a:stretch>
                       <a:fillRect/>
                     </a:stretch>
@@ -1725,7 +1697,7 @@
                     <pic:cNvPicPr/>
                   </pic:nvPicPr>
                   <pic:blipFill>
-                    <a:blip r:embed="rId12"/>
+                    <a:blip r:embed="rId14"/>
                     <a:stretch>
                       <a:fillRect/>
                     </a:stretch>
@@ -1768,22 +1740,37 @@
         <w:rPr>
           <w:rFonts w:hint="eastAsia"/>
         </w:rPr>
-        <w:t>战斗</w:t>
-      </w:r>
-      <w:r>
-        <w:rPr>
-          <w:rFonts w:hint="eastAsia"/>
-        </w:rPr>
-        <w:t>过程中有伤害飘字</w:t>
+        <w:t>游戏内的战斗表现战斗飘字、攻击动作、受击动作、攻击音效、受击音效、技能特效、</w:t>
+      </w:r>
+      <w:r>
+        <w:rPr>
+          <w:rFonts w:hint="eastAsia"/>
+        </w:rPr>
+        <w:t>BUFF</w:t>
+      </w:r>
+      <w:r>
+        <w:rPr>
+          <w:rFonts w:hint="eastAsia"/>
+        </w:rPr>
+        <w:t>特效、受击特效，如</w:t>
+      </w:r>
+      <w:r>
+        <w:rPr>
+          <w:rFonts w:hint="eastAsia"/>
+        </w:rPr>
+        <w:t>眩晕、减速、回血</w:t>
+      </w:r>
+      <w:r>
+        <w:rPr>
+          <w:rFonts w:hint="eastAsia"/>
+        </w:rPr>
+        <w:t>等</w:t>
       </w:r>
     </w:p>
     <w:p>
       <w:pPr>
         <w:pStyle w:val="af"/>
         <w:ind w:firstLineChars="0" w:firstLine="560"/>
-        <w:rPr>
-          <w:rFonts w:hint="eastAsia"/>
-        </w:rPr>
       </w:pPr>
       <w:r>
         <w:rPr>
@@ -1808,9 +1795,6 @@
       <w:pPr>
         <w:pStyle w:val="af"/>
         <w:ind w:firstLineChars="0" w:firstLine="560"/>
-        <w:rPr>
-          <w:rFonts w:hint="eastAsia"/>
-        </w:rPr>
       </w:pPr>
       <w:r>
         <w:rPr>
@@ -1865,9 +1849,6 @@
       <w:pPr>
         <w:pStyle w:val="af"/>
         <w:ind w:firstLine="560"/>
-        <w:rPr>
-          <w:rFonts w:hint="eastAsia"/>
-        </w:rPr>
       </w:pPr>
       <w:r>
         <w:rPr>
@@ -1910,6 +1891,9 @@
       <w:pPr>
         <w:pStyle w:val="af"/>
         <w:ind w:firstLine="560"/>
+        <w:rPr>
+          <w:rFonts w:hint="eastAsia"/>
+        </w:rPr>
       </w:pPr>
       <w:r>
         <w:rPr>
@@ -1921,46 +1905,19 @@
         <w:rPr>
           <w:rFonts w:hint="eastAsia"/>
         </w:rPr>
-        <w:t>．</w:t>
-      </w:r>
-      <w:r>
-        <w:rPr>
-          <w:rFonts w:hint="eastAsia"/>
-        </w:rPr>
-        <w:t>释放技能时播放对应特效</w:t>
-      </w:r>
-      <w:r>
-        <w:rPr>
-          <w:rFonts w:hint="eastAsia"/>
-        </w:rPr>
-        <w:t>和音效</w:t>
-      </w:r>
-      <w:r>
-        <w:rPr>
-          <w:rFonts w:hint="eastAsia"/>
-        </w:rPr>
-        <w:t>，</w:t>
-      </w:r>
-      <w:r>
-        <w:rPr>
-          <w:rFonts w:hint="eastAsia"/>
-        </w:rPr>
-        <w:t>技能可以造成眩晕、减速、回血</w:t>
-      </w:r>
-      <w:r>
-        <w:rPr>
-          <w:rFonts w:hint="eastAsia"/>
-        </w:rPr>
-        <w:t>，有对应的特效反馈</w:t>
+        <w:t>．游戏中的技能类型有单体攻击、群体回血、范围伤害、持续范围伤害</w:t>
+      </w:r>
+      <w:r>
+        <w:rPr>
+          <w:rFonts w:hint="eastAsia"/>
+        </w:rPr>
+        <w:t>等</w:t>
       </w:r>
     </w:p>
     <w:p>
       <w:pPr>
         <w:pStyle w:val="af"/>
         <w:ind w:firstLine="560"/>
-        <w:rPr>
-          <w:rFonts w:hint="eastAsia"/>
-        </w:rPr>
       </w:pPr>
       <w:r>
         <w:rPr>
@@ -2002,9 +1959,6 @@
     <w:p>
       <w:pPr>
         <w:spacing w:before="156" w:after="156"/>
-        <w:rPr>
-          <w:rFonts w:hint="eastAsia"/>
-        </w:rPr>
       </w:pPr>
       <w:r>
         <w:rPr>
@@ -2026,7 +1980,7 @@
                     <pic:cNvPicPr/>
                   </pic:nvPicPr>
                   <pic:blipFill>
-                    <a:blip r:embed="rId13"/>
+                    <a:blip r:embed="rId15"/>
                     <a:stretch>
                       <a:fillRect/>
                     </a:stretch>
@@ -2048,6 +2002,12 @@
       </w:r>
     </w:p>
     <w:sectPr>
+      <w:headerReference w:type="even" r:id="rId16"/>
+      <w:headerReference w:type="default" r:id="rId17"/>
+      <w:footerReference w:type="even" r:id="rId18"/>
+      <w:footerReference w:type="default" r:id="rId19"/>
+      <w:headerReference w:type="first" r:id="rId20"/>
+      <w:footerReference w:type="first" r:id="rId21"/>
       <w:pgSz w:w="11906" w:h="16838"/>
       <w:pgMar w:top="1440" w:right="1800" w:bottom="1440" w:left="1800" w:header="851" w:footer="992" w:gutter="0"/>
       <w:cols w:space="425"/>
@@ -2055,6 +2015,122 @@
     </w:sectPr>
   </w:body>
 </w:document>
+</file>
+
+<file path=word/endnotes.xml><?xml version="1.0" encoding="utf-8"?>
+<w:endnotes xmlns:wpc="http://schemas.microsoft.com/office/word/2010/wordprocessingCanvas" xmlns:cx="http://schemas.microsoft.com/office/drawing/2014/chartex" xmlns:cx1="http://schemas.microsoft.com/office/drawing/2015/9/8/chartex" xmlns:cx2="http://schemas.microsoft.com/office/drawing/2015/10/21/chartex" xmlns:cx3="http://schemas.microsoft.com/office/drawing/2016/5/9/chartex" xmlns:cx4="http://schemas.microsoft.com/office/drawing/2016/5/10/chartex" xmlns:cx5="http://schemas.microsoft.com/office/drawing/2016/5/11/chartex" xmlns:cx6="http://schemas.microsoft.com/office/drawing/2016/5/12/chartex" xmlns:cx7="http://schemas.microsoft.com/office/drawing/2016/5/13/chartex" xmlns:cx8="http://schemas.microsoft.com/office/drawing/2016/5/14/chartex" xmlns:mc="http://schemas.openxmlformats.org/markup-compatibility/2006" xmlns:aink="http://schemas.microsoft.com/office/drawing/2016/ink" xmlns:am3d="http://schemas.microsoft.com/office/drawing/2017/model3d" xmlns:o="urn:schemas-microsoft-com:office:office" xmlns:oel="http://schemas.microsoft.com/office/2019/extlst" xmlns:r="http://schemas.openxmlformats.org/officeDocument/2006/relationships" xmlns:m="http://schemas.openxmlformats.org/officeDocument/2006/math" xmlns:v="urn:schemas-microsoft-com:vml" xmlns:wp14="http://schemas.microsoft.com/office/word/2010/wordprocessingDrawing" xmlns:wp="http://schemas.openxmlformats.org/drawingml/2006/wordprocessingDrawing" xmlns:w10="urn:schemas-microsoft-com:office:word" xmlns:w="http://schemas.openxmlformats.org/wordprocessingml/2006/main" xmlns:w14="http://schemas.microsoft.com/office/word/2010/wordml" xmlns:w15="http://schemas.microsoft.com/office/word/2012/wordml" xmlns:w16cex="http://schemas.microsoft.com/office/word/2018/wordml/cex" xmlns:w16cid="http://schemas.microsoft.com/office/word/2016/wordml/cid" xmlns:w16="http://schemas.microsoft.com/office/word/2018/wordml" xmlns:w16du="http://schemas.microsoft.com/office/word/2023/wordml/word16du" xmlns:w16sdtdh="http://schemas.microsoft.com/office/word/2020/wordml/sdtdatahash" xmlns:w16sdtfl="http://schemas.microsoft.com/office/word/2024/wordml/sdtformatlock" xmlns:w16se="http://schemas.microsoft.com/office/word/2015/wordml/symex" xmlns:wpg="http://schemas.microsoft.com/office/word/2010/wordprocessingGroup" xmlns:wpi="http://schemas.microsoft.com/office/word/2010/wordprocessingInk" xmlns:wne="http://schemas.microsoft.com/office/word/2006/wordml" xmlns:wps="http://schemas.microsoft.com/office/word/2010/wordprocessingShape" mc:Ignorable="w14 w15 w16se w16cid w16 w16cex w16sdtdh w16sdtfl w16du wp14">
+  <w:endnote w:type="separator" w:id="-1">
+    <w:p>
+      <w:pPr>
+        <w:spacing w:before="120" w:after="120"/>
+      </w:pPr>
+      <w:r>
+        <w:separator/>
+      </w:r>
+    </w:p>
+  </w:endnote>
+  <w:endnote w:type="continuationSeparator" w:id="0">
+    <w:p>
+      <w:pPr>
+        <w:spacing w:before="120" w:after="120"/>
+      </w:pPr>
+      <w:r>
+        <w:continuationSeparator/>
+      </w:r>
+    </w:p>
+  </w:endnote>
+</w:endnotes>
+</file>
+
+<file path=word/footer1.xml><?xml version="1.0" encoding="utf-8"?>
+<w:ftr xmlns:wpc="http://schemas.microsoft.com/office/word/2010/wordprocessingCanvas" xmlns:cx="http://schemas.microsoft.com/office/drawing/2014/chartex" xmlns:cx1="http://schemas.microsoft.com/office/drawing/2015/9/8/chartex" xmlns:cx2="http://schemas.microsoft.com/office/drawing/2015/10/21/chartex" xmlns:cx3="http://schemas.microsoft.com/office/drawing/2016/5/9/chartex" xmlns:cx4="http://schemas.microsoft.com/office/drawing/2016/5/10/chartex" xmlns:cx5="http://schemas.microsoft.com/office/drawing/2016/5/11/chartex" xmlns:cx6="http://schemas.microsoft.com/office/drawing/2016/5/12/chartex" xmlns:cx7="http://schemas.microsoft.com/office/drawing/2016/5/13/chartex" xmlns:cx8="http://schemas.microsoft.com/office/drawing/2016/5/14/chartex" xmlns:mc="http://schemas.openxmlformats.org/markup-compatibility/2006" xmlns:aink="http://schemas.microsoft.com/office/drawing/2016/ink" xmlns:am3d="http://schemas.microsoft.com/office/drawing/2017/model3d" xmlns:o="urn:schemas-microsoft-com:office:office" xmlns:oel="http://schemas.microsoft.com/office/2019/extlst" xmlns:r="http://schemas.openxmlformats.org/officeDocument/2006/relationships" xmlns:m="http://schemas.openxmlformats.org/officeDocument/2006/math" xmlns:v="urn:schemas-microsoft-com:vml" xmlns:wp14="http://schemas.microsoft.com/office/word/2010/wordprocessingDrawing" xmlns:wp="http://schemas.openxmlformats.org/drawingml/2006/wordprocessingDrawing" xmlns:w10="urn:schemas-microsoft-com:office:word" xmlns:w="http://schemas.openxmlformats.org/wordprocessingml/2006/main" xmlns:w14="http://schemas.microsoft.com/office/word/2010/wordml" xmlns:w15="http://schemas.microsoft.com/office/word/2012/wordml" xmlns:w16cex="http://schemas.microsoft.com/office/word/2018/wordml/cex" xmlns:w16cid="http://schemas.microsoft.com/office/word/2016/wordml/cid" xmlns:w16="http://schemas.microsoft.com/office/word/2018/wordml" xmlns:w16du="http://schemas.microsoft.com/office/word/2023/wordml/word16du" xmlns:w16sdtdh="http://schemas.microsoft.com/office/word/2020/wordml/sdtdatahash" xmlns:w16sdtfl="http://schemas.microsoft.com/office/word/2024/wordml/sdtformatlock" xmlns:w16se="http://schemas.microsoft.com/office/word/2015/wordml/symex" xmlns:wpg="http://schemas.microsoft.com/office/word/2010/wordprocessingGroup" xmlns:wpi="http://schemas.microsoft.com/office/word/2010/wordprocessingInk" xmlns:wne="http://schemas.microsoft.com/office/word/2006/wordml" xmlns:wps="http://schemas.microsoft.com/office/word/2010/wordprocessingShape" mc:Ignorable="w14 w15 w16se w16cid w16 w16cex w16sdtdh w16sdtfl w16du wp14">
+  <w:p>
+    <w:pPr>
+      <w:pStyle w:val="af6"/>
+      <w:spacing w:before="120" w:after="120"/>
+    </w:pPr>
+  </w:p>
+</w:ftr>
+</file>
+
+<file path=word/footer2.xml><?xml version="1.0" encoding="utf-8"?>
+<w:ftr xmlns:wpc="http://schemas.microsoft.com/office/word/2010/wordprocessingCanvas" xmlns:cx="http://schemas.microsoft.com/office/drawing/2014/chartex" xmlns:cx1="http://schemas.microsoft.com/office/drawing/2015/9/8/chartex" xmlns:cx2="http://schemas.microsoft.com/office/drawing/2015/10/21/chartex" xmlns:cx3="http://schemas.microsoft.com/office/drawing/2016/5/9/chartex" xmlns:cx4="http://schemas.microsoft.com/office/drawing/2016/5/10/chartex" xmlns:cx5="http://schemas.microsoft.com/office/drawing/2016/5/11/chartex" xmlns:cx6="http://schemas.microsoft.com/office/drawing/2016/5/12/chartex" xmlns:cx7="http://schemas.microsoft.com/office/drawing/2016/5/13/chartex" xmlns:cx8="http://schemas.microsoft.com/office/drawing/2016/5/14/chartex" xmlns:mc="http://schemas.openxmlformats.org/markup-compatibility/2006" xmlns:aink="http://schemas.microsoft.com/office/drawing/2016/ink" xmlns:am3d="http://schemas.microsoft.com/office/drawing/2017/model3d" xmlns:o="urn:schemas-microsoft-com:office:office" xmlns:oel="http://schemas.microsoft.com/office/2019/extlst" xmlns:r="http://schemas.openxmlformats.org/officeDocument/2006/relationships" xmlns:m="http://schemas.openxmlformats.org/officeDocument/2006/math" xmlns:v="urn:schemas-microsoft-com:vml" xmlns:wp14="http://schemas.microsoft.com/office/word/2010/wordprocessingDrawing" xmlns:wp="http://schemas.openxmlformats.org/drawingml/2006/wordprocessingDrawing" xmlns:w10="urn:schemas-microsoft-com:office:word" xmlns:w="http://schemas.openxmlformats.org/wordprocessingml/2006/main" xmlns:w14="http://schemas.microsoft.com/office/word/2010/wordml" xmlns:w15="http://schemas.microsoft.com/office/word/2012/wordml" xmlns:w16cex="http://schemas.microsoft.com/office/word/2018/wordml/cex" xmlns:w16cid="http://schemas.microsoft.com/office/word/2016/wordml/cid" xmlns:w16="http://schemas.microsoft.com/office/word/2018/wordml" xmlns:w16du="http://schemas.microsoft.com/office/word/2023/wordml/word16du" xmlns:w16sdtdh="http://schemas.microsoft.com/office/word/2020/wordml/sdtdatahash" xmlns:w16sdtfl="http://schemas.microsoft.com/office/word/2024/wordml/sdtformatlock" xmlns:w16se="http://schemas.microsoft.com/office/word/2015/wordml/symex" xmlns:wpg="http://schemas.microsoft.com/office/word/2010/wordprocessingGroup" xmlns:wpi="http://schemas.microsoft.com/office/word/2010/wordprocessingInk" xmlns:wne="http://schemas.microsoft.com/office/word/2006/wordml" xmlns:wps="http://schemas.microsoft.com/office/word/2010/wordprocessingShape" mc:Ignorable="w14 w15 w16se w16cid w16 w16cex w16sdtdh w16sdtfl w16du wp14">
+  <w:p>
+    <w:pPr>
+      <w:pStyle w:val="af6"/>
+      <w:spacing w:before="120" w:after="120"/>
+    </w:pPr>
+  </w:p>
+</w:ftr>
+</file>
+
+<file path=word/footer3.xml><?xml version="1.0" encoding="utf-8"?>
+<w:ftr xmlns:wpc="http://schemas.microsoft.com/office/word/2010/wordprocessingCanvas" xmlns:cx="http://schemas.microsoft.com/office/drawing/2014/chartex" xmlns:cx1="http://schemas.microsoft.com/office/drawing/2015/9/8/chartex" xmlns:cx2="http://schemas.microsoft.com/office/drawing/2015/10/21/chartex" xmlns:cx3="http://schemas.microsoft.com/office/drawing/2016/5/9/chartex" xmlns:cx4="http://schemas.microsoft.com/office/drawing/2016/5/10/chartex" xmlns:cx5="http://schemas.microsoft.com/office/drawing/2016/5/11/chartex" xmlns:cx6="http://schemas.microsoft.com/office/drawing/2016/5/12/chartex" xmlns:cx7="http://schemas.microsoft.com/office/drawing/2016/5/13/chartex" xmlns:cx8="http://schemas.microsoft.com/office/drawing/2016/5/14/chartex" xmlns:mc="http://schemas.openxmlformats.org/markup-compatibility/2006" xmlns:aink="http://schemas.microsoft.com/office/drawing/2016/ink" xmlns:am3d="http://schemas.microsoft.com/office/drawing/2017/model3d" xmlns:o="urn:schemas-microsoft-com:office:office" xmlns:oel="http://schemas.microsoft.com/office/2019/extlst" xmlns:r="http://schemas.openxmlformats.org/officeDocument/2006/relationships" xmlns:m="http://schemas.openxmlformats.org/officeDocument/2006/math" xmlns:v="urn:schemas-microsoft-com:vml" xmlns:wp14="http://schemas.microsoft.com/office/word/2010/wordprocessingDrawing" xmlns:wp="http://schemas.openxmlformats.org/drawingml/2006/wordprocessingDrawing" xmlns:w10="urn:schemas-microsoft-com:office:word" xmlns:w="http://schemas.openxmlformats.org/wordprocessingml/2006/main" xmlns:w14="http://schemas.microsoft.com/office/word/2010/wordml" xmlns:w15="http://schemas.microsoft.com/office/word/2012/wordml" xmlns:w16cex="http://schemas.microsoft.com/office/word/2018/wordml/cex" xmlns:w16cid="http://schemas.microsoft.com/office/word/2016/wordml/cid" xmlns:w16="http://schemas.microsoft.com/office/word/2018/wordml" xmlns:w16du="http://schemas.microsoft.com/office/word/2023/wordml/word16du" xmlns:w16sdtdh="http://schemas.microsoft.com/office/word/2020/wordml/sdtdatahash" xmlns:w16sdtfl="http://schemas.microsoft.com/office/word/2024/wordml/sdtformatlock" xmlns:w16se="http://schemas.microsoft.com/office/word/2015/wordml/symex" xmlns:wpg="http://schemas.microsoft.com/office/word/2010/wordprocessingGroup" xmlns:wpi="http://schemas.microsoft.com/office/word/2010/wordprocessingInk" xmlns:wne="http://schemas.microsoft.com/office/word/2006/wordml" xmlns:wps="http://schemas.microsoft.com/office/word/2010/wordprocessingShape" mc:Ignorable="w14 w15 w16se w16cid w16 w16cex w16sdtdh w16sdtfl w16du wp14">
+  <w:p>
+    <w:pPr>
+      <w:pStyle w:val="af6"/>
+      <w:spacing w:before="120" w:after="120"/>
+    </w:pPr>
+  </w:p>
+</w:ftr>
+</file>
+
+<file path=word/footnotes.xml><?xml version="1.0" encoding="utf-8"?>
+<w:footnotes xmlns:wpc="http://schemas.microsoft.com/office/word/2010/wordprocessingCanvas" xmlns:cx="http://schemas.microsoft.com/office/drawing/2014/chartex" xmlns:cx1="http://schemas.microsoft.com/office/drawing/2015/9/8/chartex" xmlns:cx2="http://schemas.microsoft.com/office/drawing/2015/10/21/chartex" xmlns:cx3="http://schemas.microsoft.com/office/drawing/2016/5/9/chartex" xmlns:cx4="http://schemas.microsoft.com/office/drawing/2016/5/10/chartex" xmlns:cx5="http://schemas.microsoft.com/office/drawing/2016/5/11/chartex" xmlns:cx6="http://schemas.microsoft.com/office/drawing/2016/5/12/chartex" xmlns:cx7="http://schemas.microsoft.com/office/drawing/2016/5/13/chartex" xmlns:cx8="http://schemas.microsoft.com/office/drawing/2016/5/14/chartex" xmlns:mc="http://schemas.openxmlformats.org/markup-compatibility/2006" xmlns:aink="http://schemas.microsoft.com/office/drawing/2016/ink" xmlns:am3d="http://schemas.microsoft.com/office/drawing/2017/model3d" xmlns:o="urn:schemas-microsoft-com:office:office" xmlns:oel="http://schemas.microsoft.com/office/2019/extlst" xmlns:r="http://schemas.openxmlformats.org/officeDocument/2006/relationships" xmlns:m="http://schemas.openxmlformats.org/officeDocument/2006/math" xmlns:v="urn:schemas-microsoft-com:vml" xmlns:wp14="http://schemas.microsoft.com/office/word/2010/wordprocessingDrawing" xmlns:wp="http://schemas.openxmlformats.org/drawingml/2006/wordprocessingDrawing" xmlns:w10="urn:schemas-microsoft-com:office:word" xmlns:w="http://schemas.openxmlformats.org/wordprocessingml/2006/main" xmlns:w14="http://schemas.microsoft.com/office/word/2010/wordml" xmlns:w15="http://schemas.microsoft.com/office/word/2012/wordml" xmlns:w16cex="http://schemas.microsoft.com/office/word/2018/wordml/cex" xmlns:w16cid="http://schemas.microsoft.com/office/word/2016/wordml/cid" xmlns:w16="http://schemas.microsoft.com/office/word/2018/wordml" xmlns:w16du="http://schemas.microsoft.com/office/word/2023/wordml/word16du" xmlns:w16sdtdh="http://schemas.microsoft.com/office/word/2020/wordml/sdtdatahash" xmlns:w16sdtfl="http://schemas.microsoft.com/office/word/2024/wordml/sdtformatlock" xmlns:w16se="http://schemas.microsoft.com/office/word/2015/wordml/symex" xmlns:wpg="http://schemas.microsoft.com/office/word/2010/wordprocessingGroup" xmlns:wpi="http://schemas.microsoft.com/office/word/2010/wordprocessingInk" xmlns:wne="http://schemas.microsoft.com/office/word/2006/wordml" xmlns:wps="http://schemas.microsoft.com/office/word/2010/wordprocessingShape" mc:Ignorable="w14 w15 w16se w16cid w16 w16cex w16sdtdh w16sdtfl w16du wp14">
+  <w:footnote w:type="separator" w:id="-1">
+    <w:p>
+      <w:pPr>
+        <w:spacing w:before="120" w:after="120"/>
+      </w:pPr>
+      <w:r>
+        <w:separator/>
+      </w:r>
+    </w:p>
+  </w:footnote>
+  <w:footnote w:type="continuationSeparator" w:id="0">
+    <w:p>
+      <w:pPr>
+        <w:spacing w:before="120" w:after="120"/>
+      </w:pPr>
+      <w:r>
+        <w:continuationSeparator/>
+      </w:r>
+    </w:p>
+  </w:footnote>
+</w:footnotes>
+</file>
+
+<file path=word/header1.xml><?xml version="1.0" encoding="utf-8"?>
+<w:hdr xmlns:wpc="http://schemas.microsoft.com/office/word/2010/wordprocessingCanvas" xmlns:cx="http://schemas.microsoft.com/office/drawing/2014/chartex" xmlns:cx1="http://schemas.microsoft.com/office/drawing/2015/9/8/chartex" xmlns:cx2="http://schemas.microsoft.com/office/drawing/2015/10/21/chartex" xmlns:cx3="http://schemas.microsoft.com/office/drawing/2016/5/9/chartex" xmlns:cx4="http://schemas.microsoft.com/office/drawing/2016/5/10/chartex" xmlns:cx5="http://schemas.microsoft.com/office/drawing/2016/5/11/chartex" xmlns:cx6="http://schemas.microsoft.com/office/drawing/2016/5/12/chartex" xmlns:cx7="http://schemas.microsoft.com/office/drawing/2016/5/13/chartex" xmlns:cx8="http://schemas.microsoft.com/office/drawing/2016/5/14/chartex" xmlns:mc="http://schemas.openxmlformats.org/markup-compatibility/2006" xmlns:aink="http://schemas.microsoft.com/office/drawing/2016/ink" xmlns:am3d="http://schemas.microsoft.com/office/drawing/2017/model3d" xmlns:o="urn:schemas-microsoft-com:office:office" xmlns:oel="http://schemas.microsoft.com/office/2019/extlst" xmlns:r="http://schemas.openxmlformats.org/officeDocument/2006/relationships" xmlns:m="http://schemas.openxmlformats.org/officeDocument/2006/math" xmlns:v="urn:schemas-microsoft-com:vml" xmlns:wp14="http://schemas.microsoft.com/office/word/2010/wordprocessingDrawing" xmlns:wp="http://schemas.openxmlformats.org/drawingml/2006/wordprocessingDrawing" xmlns:w10="urn:schemas-microsoft-com:office:word" xmlns:w="http://schemas.openxmlformats.org/wordprocessingml/2006/main" xmlns:w14="http://schemas.microsoft.com/office/word/2010/wordml" xmlns:w15="http://schemas.microsoft.com/office/word/2012/wordml" xmlns:w16cex="http://schemas.microsoft.com/office/word/2018/wordml/cex" xmlns:w16cid="http://schemas.microsoft.com/office/word/2016/wordml/cid" xmlns:w16="http://schemas.microsoft.com/office/word/2018/wordml" xmlns:w16du="http://schemas.microsoft.com/office/word/2023/wordml/word16du" xmlns:w16sdtdh="http://schemas.microsoft.com/office/word/2020/wordml/sdtdatahash" xmlns:w16sdtfl="http://schemas.microsoft.com/office/word/2024/wordml/sdtformatlock" xmlns:w16se="http://schemas.microsoft.com/office/word/2015/wordml/symex" xmlns:wpg="http://schemas.microsoft.com/office/word/2010/wordprocessingGroup" xmlns:wpi="http://schemas.microsoft.com/office/word/2010/wordprocessingInk" xmlns:wne="http://schemas.microsoft.com/office/word/2006/wordml" xmlns:wps="http://schemas.microsoft.com/office/word/2010/wordprocessingShape" mc:Ignorable="w14 w15 w16se w16cid w16 w16cex w16sdtdh w16sdtfl w16du wp14">
+  <w:p>
+    <w:pPr>
+      <w:pStyle w:val="af4"/>
+      <w:spacing w:before="120" w:after="120"/>
+    </w:pPr>
+  </w:p>
+</w:hdr>
+</file>
+
+<file path=word/header2.xml><?xml version="1.0" encoding="utf-8"?>
+<w:hdr xmlns:wpc="http://schemas.microsoft.com/office/word/2010/wordprocessingCanvas" xmlns:cx="http://schemas.microsoft.com/office/drawing/2014/chartex" xmlns:cx1="http://schemas.microsoft.com/office/drawing/2015/9/8/chartex" xmlns:cx2="http://schemas.microsoft.com/office/drawing/2015/10/21/chartex" xmlns:cx3="http://schemas.microsoft.com/office/drawing/2016/5/9/chartex" xmlns:cx4="http://schemas.microsoft.com/office/drawing/2016/5/10/chartex" xmlns:cx5="http://schemas.microsoft.com/office/drawing/2016/5/11/chartex" xmlns:cx6="http://schemas.microsoft.com/office/drawing/2016/5/12/chartex" xmlns:cx7="http://schemas.microsoft.com/office/drawing/2016/5/13/chartex" xmlns:cx8="http://schemas.microsoft.com/office/drawing/2016/5/14/chartex" xmlns:mc="http://schemas.openxmlformats.org/markup-compatibility/2006" xmlns:aink="http://schemas.microsoft.com/office/drawing/2016/ink" xmlns:am3d="http://schemas.microsoft.com/office/drawing/2017/model3d" xmlns:o="urn:schemas-microsoft-com:office:office" xmlns:oel="http://schemas.microsoft.com/office/2019/extlst" xmlns:r="http://schemas.openxmlformats.org/officeDocument/2006/relationships" xmlns:m="http://schemas.openxmlformats.org/officeDocument/2006/math" xmlns:v="urn:schemas-microsoft-com:vml" xmlns:wp14="http://schemas.microsoft.com/office/word/2010/wordprocessingDrawing" xmlns:wp="http://schemas.openxmlformats.org/drawingml/2006/wordprocessingDrawing" xmlns:w10="urn:schemas-microsoft-com:office:word" xmlns:w="http://schemas.openxmlformats.org/wordprocessingml/2006/main" xmlns:w14="http://schemas.microsoft.com/office/word/2010/wordml" xmlns:w15="http://schemas.microsoft.com/office/word/2012/wordml" xmlns:w16cex="http://schemas.microsoft.com/office/word/2018/wordml/cex" xmlns:w16cid="http://schemas.microsoft.com/office/word/2016/wordml/cid" xmlns:w16="http://schemas.microsoft.com/office/word/2018/wordml" xmlns:w16du="http://schemas.microsoft.com/office/word/2023/wordml/word16du" xmlns:w16sdtdh="http://schemas.microsoft.com/office/word/2020/wordml/sdtdatahash" xmlns:w16sdtfl="http://schemas.microsoft.com/office/word/2024/wordml/sdtformatlock" xmlns:w16se="http://schemas.microsoft.com/office/word/2015/wordml/symex" xmlns:wpg="http://schemas.microsoft.com/office/word/2010/wordprocessingGroup" xmlns:wpi="http://schemas.microsoft.com/office/word/2010/wordprocessingInk" xmlns:wne="http://schemas.microsoft.com/office/word/2006/wordml" xmlns:wps="http://schemas.microsoft.com/office/word/2010/wordprocessingShape" mc:Ignorable="w14 w15 w16se w16cid w16 w16cex w16sdtdh w16sdtfl w16du wp14">
+  <w:p>
+    <w:pPr>
+      <w:pStyle w:val="af4"/>
+      <w:spacing w:before="120" w:after="120"/>
+    </w:pPr>
+  </w:p>
+</w:hdr>
+</file>
+
+<file path=word/header3.xml><?xml version="1.0" encoding="utf-8"?>
+<w:hdr xmlns:wpc="http://schemas.microsoft.com/office/word/2010/wordprocessingCanvas" xmlns:cx="http://schemas.microsoft.com/office/drawing/2014/chartex" xmlns:cx1="http://schemas.microsoft.com/office/drawing/2015/9/8/chartex" xmlns:cx2="http://schemas.microsoft.com/office/drawing/2015/10/21/chartex" xmlns:cx3="http://schemas.microsoft.com/office/drawing/2016/5/9/chartex" xmlns:cx4="http://schemas.microsoft.com/office/drawing/2016/5/10/chartex" xmlns:cx5="http://schemas.microsoft.com/office/drawing/2016/5/11/chartex" xmlns:cx6="http://schemas.microsoft.com/office/drawing/2016/5/12/chartex" xmlns:cx7="http://schemas.microsoft.com/office/drawing/2016/5/13/chartex" xmlns:cx8="http://schemas.microsoft.com/office/drawing/2016/5/14/chartex" xmlns:mc="http://schemas.openxmlformats.org/markup-compatibility/2006" xmlns:aink="http://schemas.microsoft.com/office/drawing/2016/ink" xmlns:am3d="http://schemas.microsoft.com/office/drawing/2017/model3d" xmlns:o="urn:schemas-microsoft-com:office:office" xmlns:oel="http://schemas.microsoft.com/office/2019/extlst" xmlns:r="http://schemas.openxmlformats.org/officeDocument/2006/relationships" xmlns:m="http://schemas.openxmlformats.org/officeDocument/2006/math" xmlns:v="urn:schemas-microsoft-com:vml" xmlns:wp14="http://schemas.microsoft.com/office/word/2010/wordprocessingDrawing" xmlns:wp="http://schemas.openxmlformats.org/drawingml/2006/wordprocessingDrawing" xmlns:w10="urn:schemas-microsoft-com:office:word" xmlns:w="http://schemas.openxmlformats.org/wordprocessingml/2006/main" xmlns:w14="http://schemas.microsoft.com/office/word/2010/wordml" xmlns:w15="http://schemas.microsoft.com/office/word/2012/wordml" xmlns:w16cex="http://schemas.microsoft.com/office/word/2018/wordml/cex" xmlns:w16cid="http://schemas.microsoft.com/office/word/2016/wordml/cid" xmlns:w16="http://schemas.microsoft.com/office/word/2018/wordml" xmlns:w16du="http://schemas.microsoft.com/office/word/2023/wordml/word16du" xmlns:w16sdtdh="http://schemas.microsoft.com/office/word/2020/wordml/sdtdatahash" xmlns:w16sdtfl="http://schemas.microsoft.com/office/word/2024/wordml/sdtformatlock" xmlns:w16se="http://schemas.microsoft.com/office/word/2015/wordml/symex" xmlns:wpg="http://schemas.microsoft.com/office/word/2010/wordprocessingGroup" xmlns:wpi="http://schemas.microsoft.com/office/word/2010/wordprocessingInk" xmlns:wne="http://schemas.microsoft.com/office/word/2006/wordml" xmlns:wps="http://schemas.microsoft.com/office/word/2010/wordprocessingShape" mc:Ignorable="w14 w15 w16se w16cid w16 w16cex w16sdtdh w16sdtfl w16du wp14">
+  <w:p>
+    <w:pPr>
+      <w:pStyle w:val="af4"/>
+      <w:spacing w:before="120" w:after="120"/>
+    </w:pPr>
+  </w:p>
+</w:hdr>
 </file>
 
 <file path=word/numbering.xml><?xml version="1.0" encoding="utf-8"?>
@@ -4024,6 +4100,69 @@
       <w:sz w:val="28"/>
     </w:rPr>
   </w:style>
+  <w:style w:type="paragraph" w:styleId="af4">
+    <w:name w:val="header"/>
+    <w:basedOn w:val="a"/>
+    <w:link w:val="af5"/>
+    <w:uiPriority w:val="99"/>
+    <w:unhideWhenUsed/>
+    <w:rsid w:val="00F16988"/>
+    <w:pPr>
+      <w:tabs>
+        <w:tab w:val="center" w:pos="4153"/>
+        <w:tab w:val="right" w:pos="8306"/>
+      </w:tabs>
+      <w:snapToGrid w:val="0"/>
+    </w:pPr>
+    <w:rPr>
+      <w:sz w:val="18"/>
+      <w:szCs w:val="18"/>
+    </w:rPr>
+  </w:style>
+  <w:style w:type="character" w:customStyle="1" w:styleId="af5">
+    <w:name w:val="页眉 字符"/>
+    <w:basedOn w:val="a0"/>
+    <w:link w:val="af4"/>
+    <w:uiPriority w:val="99"/>
+    <w:rsid w:val="00F16988"/>
+    <w:rPr>
+      <w:rFonts w:ascii="Times New Roman" w:eastAsia="宋体" w:hAnsi="Times New Roman"/>
+      <w:sz w:val="18"/>
+      <w:szCs w:val="18"/>
+    </w:rPr>
+  </w:style>
+  <w:style w:type="paragraph" w:styleId="af6">
+    <w:name w:val="footer"/>
+    <w:basedOn w:val="a"/>
+    <w:link w:val="af7"/>
+    <w:uiPriority w:val="99"/>
+    <w:unhideWhenUsed/>
+    <w:rsid w:val="00F16988"/>
+    <w:pPr>
+      <w:tabs>
+        <w:tab w:val="center" w:pos="4153"/>
+        <w:tab w:val="right" w:pos="8306"/>
+      </w:tabs>
+      <w:snapToGrid w:val="0"/>
+      <w:jc w:val="left"/>
+    </w:pPr>
+    <w:rPr>
+      <w:sz w:val="18"/>
+      <w:szCs w:val="18"/>
+    </w:rPr>
+  </w:style>
+  <w:style w:type="character" w:customStyle="1" w:styleId="af7">
+    <w:name w:val="页脚 字符"/>
+    <w:basedOn w:val="a0"/>
+    <w:link w:val="af6"/>
+    <w:uiPriority w:val="99"/>
+    <w:rsid w:val="00F16988"/>
+    <w:rPr>
+      <w:rFonts w:ascii="Times New Roman" w:eastAsia="宋体" w:hAnsi="Times New Roman"/>
+      <w:sz w:val="18"/>
+      <w:szCs w:val="18"/>
+    </w:rPr>
+  </w:style>
 </w:styles>
 </file>
 
